--- a/MicroPulse-Lite-Mode-Coach-Guide.docx
+++ b/MicroPulse-Lite-Mode-Coach-Guide.docx
@@ -6528,7 +6528,7 @@
           <w:sz w:val="22"/>
           <w:szCs w:val="22"/>
         </w:rPr>
-        <w:t xml:space="preserve">4-dimension framework (Overload, Underload, Decel:Sprint coupling, Concentration) built on B2-3 deceleration efforts. McBurnie's 2022 paper in Sports Medicine showed this is the best single predictor for hamstring and groin injuries in elite football.</w:t>
+        <w:t xml:space="preserve">4-dimension framework (Overload, Underload, Decel:Sprint coupling, Concentration) built on B2-3 deceleration efforts. McBurnie's 2022 paper in Sports Medicine showed that deceleration is a quad-dominant + hamstring-deficient action (peak quadriceps activation 161% MVC during mid-eccentric foot strike, hamstring co-activation −87%) — the resulting anterior tibial translation is the mechanism behind ACL, quadriceps and patellar tendon injury. Decel burden is the single best GPS predictor of these knee-extensor and ACL injuries in elite football. (Hamstring strain risk lives on the sprint side, not the braking side.)</w:t>
       </w:r>
     </w:p>
     <w:p>
